--- a/personas/marketing/Technijian Customer Personas Datasheet.docx
+++ b/personas/marketing/Technijian Customer Personas Datasheet.docx
@@ -1582,7 +1582,7 @@
                       <w:color w:val="1A1A2E"/>
                       <w:sz w:val="18"/>
                     </w:rPr>
-                    <w:t>Signed BAA pre-engagement, 24/7 SOC with IR SLA</w:t>
+                    <w:t>Signed BAA pre-engagement, 24/7 MDR with IR SLA</w:t>
                   </w:r>
                 </w:p>
                 <w:p>
@@ -4330,7 +4330,7 @@
                       <w:color w:val="1A1A2E"/>
                       <w:sz w:val="18"/>
                     </w:rPr>
-                    <w:t>My Compliance SOC 2, My Security 24/7 SOC, My Cloud (AWS/Azure)</w:t>
+                    <w:t>My Compliance SOC 2, My Security 24/7 MDR, My Cloud (AWS/Azure)</w:t>
                   </w:r>
                 </w:p>
                 <w:p>
@@ -4438,7 +4438,7 @@
                       <w:color w:val="1A1A2E"/>
                       <w:sz w:val="18"/>
                     </w:rPr>
-                    <w:t>Technijian's own SOC 2 Type II on file</w:t>
+                    <w:t>Technijian's SOC 2 posture (TPX reliance + CUEC mapping) on file</w:t>
                   </w:r>
                 </w:p>
                 <w:p>
@@ -4553,7 +4553,7 @@
                       <w:color w:val="FFFFFF"/>
                       <w:sz w:val="22"/>
                     </w:rPr>
-                    <w:t>"SOC 2 Type II in 90-120 days. 24/7 SOC. Audit-friendly evidence automation."</w:t>
+                    <w:t>"SOC 2 Type II in 90-120 days. 24/7 MDR. Audit-friendly evidence automation."</w:t>
                   </w:r>
                 </w:p>
               </w:tc>
@@ -6394,7 +6394,7 @@
                       <w:color w:val="1A1A2E"/>
                       <w:sz w:val="18"/>
                     </w:rPr>
-                    <w:t>Technijian's own SOC 2 Type II</w:t>
+                    <w:t>Technijian's SOC 2 posture (TPX reliance + CUEC mapping)</w:t>
                   </w:r>
                 </w:p>
               </w:tc>
@@ -14182,7 +14182,7 @@
                 <w:color w:val="1A1A2E"/>
                 <w:sz w:val="16"/>
               </w:rPr>
-              <w:t>SOC 2 Type II in 90-120 days. 24/7 SOC. Audit-friendly evidence automation.</w:t>
+              <w:t>SOC 2 Type II in 90-120 days. 24/7 MDR. Audit-friendly evidence automation.</w:t>
             </w:r>
           </w:p>
         </w:tc>
